--- a/강의정리/강의정리_워크플로우.docx
+++ b/강의정리/강의정리_워크플로우.docx
@@ -1365,11 +1365,10 @@
             <w:r/>
             <w:r>
               <w:rPr>
-                <w:b w:val="0"/>
-                <w:color w:val="2A2723"/>
-                <w:sz w:val="20"/>
-              </w:rPr>
-              <w:t>예정</w:t>
+                <w:color w:val="2A2723"/>
+                <w:sz w:val="20"/>
+              </w:rPr>
+              <w:t>완료</w:t>
             </w:r>
           </w:p>
         </w:tc>
